--- a/physics_course/word/lesson30.docx
+++ b/physics_course/word/lesson30.docx
@@ -21,7 +21,7 @@
         <w:rPr>
           <w:sz w:val="24"/>
         </w:rPr>
-        <w:t>ข้อ p3_l30_001: วัตถุเคลื่อนที่ด้วยความเร่งคงที่ a จากหยุดนิ่ง ในเวลา t วินาที ขจัด s จะเป็นสมการใด?</w:t>
+        <w:t>1. วัตถุเคลื่อนที่ด้วยความเร่งคงที่ a จากหยุดนิ่ง ในเวลา t วินาที ขจัด s จะเป็นสมการใด?</w:t>
       </w:r>
     </w:p>
     <w:p>
@@ -37,7 +37,7 @@
               <a:graphicData uri="http://schemas.openxmlformats.org/drawingml/2006/picture">
                 <pic:pic>
                   <pic:nvPicPr>
-                    <pic:cNvPr id="0" name="physics_img_q3_l30_001.png"/>
+                    <pic:cNvPr id="0" name="physics_img_1.png"/>
                     <pic:cNvPicPr/>
                   </pic:nvPicPr>
                   <pic:blipFill>
@@ -63,38 +63,34 @@
     <w:p/>
     <w:p>
       <w:pPr>
-        <w:pStyle w:val="ListBullet"/>
         <w:ind w:left="720"/>
       </w:pPr>
       <w:r>
-        <w:t xml:space="preserve">    ก</w:t>
+        <w:t xml:space="preserve">    1. ก</w:t>
       </w:r>
     </w:p>
     <w:p>
       <w:pPr>
-        <w:pStyle w:val="ListBullet"/>
         <w:ind w:left="720"/>
       </w:pPr>
       <w:r>
-        <w:t xml:space="preserve">    ข</w:t>
+        <w:t xml:space="preserve">    2. ข</w:t>
       </w:r>
     </w:p>
     <w:p>
       <w:pPr>
-        <w:pStyle w:val="ListBullet"/>
         <w:ind w:left="720"/>
       </w:pPr>
       <w:r>
-        <w:t xml:space="preserve">    ค</w:t>
+        <w:t xml:space="preserve">    3. ค</w:t>
       </w:r>
     </w:p>
     <w:p>
       <w:pPr>
-        <w:pStyle w:val="ListBullet"/>
         <w:ind w:left="720"/>
       </w:pPr>
       <w:r>
-        <w:t xml:space="preserve">    ง</w:t>
+        <w:t xml:space="preserve">    4. ง</w:t>
       </w:r>
     </w:p>
     <w:p/>
@@ -103,7 +99,7 @@
         <w:rPr>
           <w:sz w:val="24"/>
         </w:rPr>
-        <w:t>ข้อ p3_l30_002: พลังงานจลน์ของวัตถุมวล m เคลื่อนที่ด้วยความเร็ว v มีค่าเท่าใด?</w:t>
+        <w:t>2. พลังงานจลน์ของวัตถุมวล m เคลื่อนที่ด้วยความเร็ว v มีค่าเท่าใด?</w:t>
       </w:r>
     </w:p>
     <w:p>
@@ -119,7 +115,7 @@
               <a:graphicData uri="http://schemas.openxmlformats.org/drawingml/2006/picture">
                 <pic:pic>
                   <pic:nvPicPr>
-                    <pic:cNvPr id="0" name="physics_img_q3_l30_001.png"/>
+                    <pic:cNvPr id="0" name="physics_img_1.png"/>
                     <pic:cNvPicPr/>
                   </pic:nvPicPr>
                   <pic:blipFill>
@@ -145,38 +141,34 @@
     <w:p/>
     <w:p>
       <w:pPr>
-        <w:pStyle w:val="ListBullet"/>
         <w:ind w:left="720"/>
       </w:pPr>
       <w:r>
-        <w:t xml:space="preserve">    ก</w:t>
+        <w:t xml:space="preserve">    1. ก</w:t>
       </w:r>
     </w:p>
     <w:p>
       <w:pPr>
-        <w:pStyle w:val="ListBullet"/>
         <w:ind w:left="720"/>
       </w:pPr>
       <w:r>
-        <w:t xml:space="preserve">    ข</w:t>
+        <w:t xml:space="preserve">    2. ข</w:t>
       </w:r>
     </w:p>
     <w:p>
       <w:pPr>
-        <w:pStyle w:val="ListBullet"/>
         <w:ind w:left="720"/>
       </w:pPr>
       <w:r>
-        <w:t xml:space="preserve">    ค</w:t>
+        <w:t xml:space="preserve">    3. ค</w:t>
       </w:r>
     </w:p>
     <w:p>
       <w:pPr>
-        <w:pStyle w:val="ListBullet"/>
         <w:ind w:left="720"/>
       </w:pPr>
       <w:r>
-        <w:t xml:space="preserve">    ง</w:t>
+        <w:t xml:space="preserve">    4. ง</w:t>
       </w:r>
     </w:p>
     <w:p/>
@@ -185,7 +177,48 @@
         <w:rPr>
           <w:sz w:val="24"/>
         </w:rPr>
-        <w:t>ข้อ p3_l30_003: โมเมนตัม (Momentum) คำนวณได้จากสมการใด?</w:t>
+        <w:t>3. โมเมนตัม (Momentum) คำนวณได้จากสมการใด?</w:t>
+      </w:r>
+    </w:p>
+    <w:p>
+      <w:pPr>
+        <w:ind w:left="720"/>
+      </w:pPr>
+      <w:r>
+        <w:t xml:space="preserve">    1. ก</w:t>
+      </w:r>
+    </w:p>
+    <w:p>
+      <w:pPr>
+        <w:ind w:left="720"/>
+      </w:pPr>
+      <w:r>
+        <w:t xml:space="preserve">    2. ข</w:t>
+      </w:r>
+    </w:p>
+    <w:p>
+      <w:pPr>
+        <w:ind w:left="720"/>
+      </w:pPr>
+      <w:r>
+        <w:t xml:space="preserve">    3. ค</w:t>
+      </w:r>
+    </w:p>
+    <w:p>
+      <w:pPr>
+        <w:ind w:left="720"/>
+      </w:pPr>
+      <w:r>
+        <w:t xml:space="preserve">    4. ง</w:t>
+      </w:r>
+    </w:p>
+    <w:p/>
+    <w:p>
+      <w:r>
+        <w:rPr>
+          <w:sz w:val="24"/>
+        </w:rPr>
+        <w:t>4. กฎของโอห์มระบุว่า V = IR โดยที่ V, I, R คืออะไร?</w:t>
       </w:r>
     </w:p>
     <w:p>
@@ -201,7 +234,245 @@
               <a:graphicData uri="http://schemas.openxmlformats.org/drawingml/2006/picture">
                 <pic:pic>
                   <pic:nvPicPr>
-                    <pic:cNvPr id="0" name="physics_img_q3_l30_001.png"/>
+                    <pic:cNvPr id="0" name="physics_img_4.png"/>
+                    <pic:cNvPicPr/>
+                  </pic:nvPicPr>
+                  <pic:blipFill>
+                    <a:blip r:embed="rId10"/>
+                    <a:stretch>
+                      <a:fillRect/>
+                    </a:stretch>
+                  </pic:blipFill>
+                  <pic:spPr>
+                    <a:xfrm>
+                      <a:off x="0" y="0"/>
+                      <a:ext cx="1828800" cy="1359877"/>
+                    </a:xfrm>
+                    <a:prstGeom prst="rect"/>
+                  </pic:spPr>
+                </pic:pic>
+              </a:graphicData>
+            </a:graphic>
+          </wp:inline>
+        </w:drawing>
+      </w:r>
+    </w:p>
+    <w:p/>
+    <w:p>
+      <w:pPr>
+        <w:ind w:left="720"/>
+      </w:pPr>
+      <w:r>
+        <w:t xml:space="preserve">    1. ก</w:t>
+      </w:r>
+    </w:p>
+    <w:p>
+      <w:pPr>
+        <w:ind w:left="720"/>
+      </w:pPr>
+      <w:r>
+        <w:t xml:space="preserve">    2. ข</w:t>
+      </w:r>
+    </w:p>
+    <w:p>
+      <w:pPr>
+        <w:ind w:left="720"/>
+      </w:pPr>
+      <w:r>
+        <w:t xml:space="preserve">    3. ค</w:t>
+      </w:r>
+    </w:p>
+    <w:p>
+      <w:pPr>
+        <w:ind w:left="720"/>
+      </w:pPr>
+      <w:r>
+        <w:t xml:space="preserve">    4. ง</w:t>
+      </w:r>
+    </w:p>
+    <w:p/>
+    <w:p>
+      <w:r>
+        <w:rPr>
+          <w:sz w:val="24"/>
+        </w:rPr>
+        <w:t>5. ความสัมพันธ์ระหว่างความยาวคลื่น λ, ความถี่ f และความเร็ว v คืออะไร?</w:t>
+      </w:r>
+    </w:p>
+    <w:p>
+      <w:pPr>
+        <w:ind w:left="720"/>
+      </w:pPr>
+      <w:r>
+        <w:t xml:space="preserve">    1. ก</w:t>
+      </w:r>
+    </w:p>
+    <w:p>
+      <w:pPr>
+        <w:ind w:left="720"/>
+      </w:pPr>
+      <w:r>
+        <w:t xml:space="preserve">    2. ข</w:t>
+      </w:r>
+    </w:p>
+    <w:p>
+      <w:pPr>
+        <w:ind w:left="720"/>
+      </w:pPr>
+      <w:r>
+        <w:t xml:space="preserve">    3. ค</w:t>
+      </w:r>
+    </w:p>
+    <w:p>
+      <w:pPr>
+        <w:ind w:left="720"/>
+      </w:pPr>
+      <w:r>
+        <w:t xml:space="preserve">    4. ง</w:t>
+      </w:r>
+    </w:p>
+    <w:p/>
+    <w:p>
+      <w:r>
+        <w:rPr>
+          <w:sz w:val="24"/>
+        </w:rPr>
+        <w:t>6. ปรากฏการณ์ใดพิสูจน์ว่าแสงมีสมบัติเป็นคลื่น?</w:t>
+      </w:r>
+    </w:p>
+    <w:p>
+      <w:r>
+        <w:drawing>
+          <wp:inline xmlns:a="http://schemas.openxmlformats.org/drawingml/2006/main" xmlns:pic="http://schemas.openxmlformats.org/drawingml/2006/picture">
+            <wp:extent cx="1828800" cy="1359877"/>
+            <wp:docPr id="4" name="Picture 4"/>
+            <wp:cNvGraphicFramePr>
+              <a:graphicFrameLocks noChangeAspect="1"/>
+            </wp:cNvGraphicFramePr>
+            <a:graphic>
+              <a:graphicData uri="http://schemas.openxmlformats.org/drawingml/2006/picture">
+                <pic:pic>
+                  <pic:nvPicPr>
+                    <pic:cNvPr id="0" name="physics_img_6.png"/>
+                    <pic:cNvPicPr/>
+                  </pic:nvPicPr>
+                  <pic:blipFill>
+                    <a:blip r:embed="rId11"/>
+                    <a:stretch>
+                      <a:fillRect/>
+                    </a:stretch>
+                  </pic:blipFill>
+                  <pic:spPr>
+                    <a:xfrm>
+                      <a:off x="0" y="0"/>
+                      <a:ext cx="1828800" cy="1359877"/>
+                    </a:xfrm>
+                    <a:prstGeom prst="rect"/>
+                  </pic:spPr>
+                </pic:pic>
+              </a:graphicData>
+            </a:graphic>
+          </wp:inline>
+        </w:drawing>
+      </w:r>
+    </w:p>
+    <w:p/>
+    <w:p>
+      <w:pPr>
+        <w:ind w:left="720"/>
+      </w:pPr>
+      <w:r>
+        <w:t xml:space="preserve">    1. ก</w:t>
+      </w:r>
+    </w:p>
+    <w:p>
+      <w:pPr>
+        <w:ind w:left="720"/>
+      </w:pPr>
+      <w:r>
+        <w:t xml:space="preserve">    2. ข</w:t>
+      </w:r>
+    </w:p>
+    <w:p>
+      <w:pPr>
+        <w:ind w:left="720"/>
+      </w:pPr>
+      <w:r>
+        <w:t xml:space="preserve">    3. ค</w:t>
+      </w:r>
+    </w:p>
+    <w:p>
+      <w:pPr>
+        <w:ind w:left="720"/>
+      </w:pPr>
+      <w:r>
+        <w:t xml:space="preserve">    4. ง</w:t>
+      </w:r>
+    </w:p>
+    <w:p/>
+    <w:p>
+      <w:r>
+        <w:rPr>
+          <w:sz w:val="24"/>
+        </w:rPr>
+        <w:t>7. อิเล็กตรอนเปลี่ยนระดับพลังงานจาก n=3 ไป n=1 ของอะตอมไฮโดรเจน จะปล่อยรังสีที่มีความถี่เท่าใด? (Eₙ = -13.6/n² eV)</w:t>
+      </w:r>
+    </w:p>
+    <w:p>
+      <w:pPr>
+        <w:ind w:left="720"/>
+      </w:pPr>
+      <w:r>
+        <w:t xml:space="preserve">    1. ก</w:t>
+      </w:r>
+    </w:p>
+    <w:p>
+      <w:pPr>
+        <w:ind w:left="720"/>
+      </w:pPr>
+      <w:r>
+        <w:t xml:space="preserve">    2. ข</w:t>
+      </w:r>
+    </w:p>
+    <w:p>
+      <w:pPr>
+        <w:ind w:left="720"/>
+      </w:pPr>
+      <w:r>
+        <w:t xml:space="preserve">    3. ค</w:t>
+      </w:r>
+    </w:p>
+    <w:p>
+      <w:pPr>
+        <w:ind w:left="720"/>
+      </w:pPr>
+      <w:r>
+        <w:t xml:space="preserve">    4. ง</w:t>
+      </w:r>
+    </w:p>
+    <w:p/>
+    <w:p>
+      <w:r>
+        <w:rPr>
+          <w:sz w:val="24"/>
+        </w:rPr>
+        <w:t>8. วัตถุถูกขว้างขึ้นไปในแนวดิ่งด้วยความเร็วต้น 20 m/s จะขึ้นไปได้สูงสุดกี่เมตร? (g = 10 m/s²)</w:t>
+      </w:r>
+    </w:p>
+    <w:p>
+      <w:r>
+        <w:drawing>
+          <wp:inline xmlns:a="http://schemas.openxmlformats.org/drawingml/2006/main" xmlns:pic="http://schemas.openxmlformats.org/drawingml/2006/picture">
+            <wp:extent cx="1828800" cy="1359877"/>
+            <wp:docPr id="5" name="Picture 5"/>
+            <wp:cNvGraphicFramePr>
+              <a:graphicFrameLocks noChangeAspect="1"/>
+            </wp:cNvGraphicFramePr>
+            <a:graphic>
+              <a:graphicData uri="http://schemas.openxmlformats.org/drawingml/2006/picture">
+                <pic:pic>
+                  <pic:nvPicPr>
+                    <pic:cNvPr id="0" name="physics_img_1.png"/>
                     <pic:cNvPicPr/>
                   </pic:nvPicPr>
                   <pic:blipFill>
@@ -227,38 +498,34 @@
     <w:p/>
     <w:p>
       <w:pPr>
-        <w:pStyle w:val="ListBullet"/>
         <w:ind w:left="720"/>
       </w:pPr>
       <w:r>
-        <w:t xml:space="preserve">    ก</w:t>
+        <w:t xml:space="preserve">    1. ก</w:t>
       </w:r>
     </w:p>
     <w:p>
       <w:pPr>
-        <w:pStyle w:val="ListBullet"/>
         <w:ind w:left="720"/>
       </w:pPr>
       <w:r>
-        <w:t xml:space="preserve">    ข</w:t>
+        <w:t xml:space="preserve">    2. ข</w:t>
       </w:r>
     </w:p>
     <w:p>
       <w:pPr>
-        <w:pStyle w:val="ListBullet"/>
         <w:ind w:left="720"/>
       </w:pPr>
       <w:r>
-        <w:t xml:space="preserve">    ค</w:t>
+        <w:t xml:space="preserve">    3. ค</w:t>
       </w:r>
     </w:p>
     <w:p>
       <w:pPr>
-        <w:pStyle w:val="ListBullet"/>
         <w:ind w:left="720"/>
       </w:pPr>
       <w:r>
-        <w:t xml:space="preserve">    ง</w:t>
+        <w:t xml:space="preserve">    4. ง</w:t>
       </w:r>
     </w:p>
     <w:p/>
@@ -267,7 +534,89 @@
         <w:rPr>
           <w:sz w:val="24"/>
         </w:rPr>
-        <w:t>ข้อ p3_l30_004: กฎของโอห์มระบุว่า V = IR โดยที่ V, I, R คืออะไร?</w:t>
+        <w:t>9. ตัวต้านทาน 3 ตัวต่อขนานกัน มีความต้านทาน 6 Ω, 3 Ω และ 2 Ω ความต้านทานรวมเท่ากับ?</w:t>
+      </w:r>
+    </w:p>
+    <w:p>
+      <w:pPr>
+        <w:ind w:left="720"/>
+      </w:pPr>
+      <w:r>
+        <w:t xml:space="preserve">    1. ก</w:t>
+      </w:r>
+    </w:p>
+    <w:p>
+      <w:pPr>
+        <w:ind w:left="720"/>
+      </w:pPr>
+      <w:r>
+        <w:t xml:space="preserve">    2. ข</w:t>
+      </w:r>
+    </w:p>
+    <w:p>
+      <w:pPr>
+        <w:ind w:left="720"/>
+      </w:pPr>
+      <w:r>
+        <w:t xml:space="preserve">    3. ค</w:t>
+      </w:r>
+    </w:p>
+    <w:p>
+      <w:pPr>
+        <w:ind w:left="720"/>
+      </w:pPr>
+      <w:r>
+        <w:t xml:space="preserve">    4. ง</w:t>
+      </w:r>
+    </w:p>
+    <w:p/>
+    <w:p>
+      <w:r>
+        <w:rPr>
+          <w:sz w:val="24"/>
+        </w:rPr>
+        <w:t>10. เงื่อนไขการแทรกสอดแบบเสริม (Constructive interference) คืออะไร?</w:t>
+      </w:r>
+    </w:p>
+    <w:p>
+      <w:pPr>
+        <w:ind w:left="720"/>
+      </w:pPr>
+      <w:r>
+        <w:t xml:space="preserve">    1. ก</w:t>
+      </w:r>
+    </w:p>
+    <w:p>
+      <w:pPr>
+        <w:ind w:left="720"/>
+      </w:pPr>
+      <w:r>
+        <w:t xml:space="preserve">    2. ข</w:t>
+      </w:r>
+    </w:p>
+    <w:p>
+      <w:pPr>
+        <w:ind w:left="720"/>
+      </w:pPr>
+      <w:r>
+        <w:t xml:space="preserve">    3. ค</w:t>
+      </w:r>
+    </w:p>
+    <w:p>
+      <w:pPr>
+        <w:ind w:left="720"/>
+      </w:pPr>
+      <w:r>
+        <w:t xml:space="preserve">    4. ง</w:t>
+      </w:r>
+    </w:p>
+    <w:p/>
+    <w:p>
+      <w:r>
+        <w:rPr>
+          <w:sz w:val="24"/>
+        </w:rPr>
+        <w:t>11. สนามไฟฟ้าจากประจุจุด Q ที่ระยะ r มีขนาดเท่าใด? (k = 1/4πε₀)</w:t>
       </w:r>
     </w:p>
     <w:p>
@@ -275,7 +624,7 @@
         <w:drawing>
           <wp:inline xmlns:a="http://schemas.openxmlformats.org/drawingml/2006/main" xmlns:pic="http://schemas.openxmlformats.org/drawingml/2006/picture">
             <wp:extent cx="1828800" cy="1359877"/>
-            <wp:docPr id="4" name="Picture 4"/>
+            <wp:docPr id="6" name="Picture 6"/>
             <wp:cNvGraphicFramePr>
               <a:graphicFrameLocks noChangeAspect="1"/>
             </wp:cNvGraphicFramePr>
@@ -283,7 +632,7 @@
               <a:graphicData uri="http://schemas.openxmlformats.org/drawingml/2006/picture">
                 <pic:pic>
                   <pic:nvPicPr>
-                    <pic:cNvPr id="0" name="physics_img_q3_l30_004.png"/>
+                    <pic:cNvPr id="0" name="physics_img_4.png"/>
                     <pic:cNvPicPr/>
                   </pic:nvPicPr>
                   <pic:blipFill>
@@ -309,38 +658,34 @@
     <w:p/>
     <w:p>
       <w:pPr>
-        <w:pStyle w:val="ListBullet"/>
         <w:ind w:left="720"/>
       </w:pPr>
       <w:r>
-        <w:t xml:space="preserve">    ก</w:t>
+        <w:t xml:space="preserve">    1. ก</w:t>
       </w:r>
     </w:p>
     <w:p>
       <w:pPr>
-        <w:pStyle w:val="ListBullet"/>
         <w:ind w:left="720"/>
       </w:pPr>
       <w:r>
-        <w:t xml:space="preserve">    ข</w:t>
+        <w:t xml:space="preserve">    2. ข</w:t>
       </w:r>
     </w:p>
     <w:p>
       <w:pPr>
-        <w:pStyle w:val="ListBullet"/>
         <w:ind w:left="720"/>
       </w:pPr>
       <w:r>
-        <w:t xml:space="preserve">    ค</w:t>
+        <w:t xml:space="preserve">    3. ค</w:t>
       </w:r>
     </w:p>
     <w:p>
       <w:pPr>
-        <w:pStyle w:val="ListBullet"/>
         <w:ind w:left="720"/>
       </w:pPr>
       <w:r>
-        <w:t xml:space="preserve">    ง</w:t>
+        <w:t xml:space="preserve">    4. ง</w:t>
       </w:r>
     </w:p>
     <w:p/>
@@ -349,7 +694,48 @@
         <w:rPr>
           <w:sz w:val="24"/>
         </w:rPr>
-        <w:t>ข้อ p3_l30_005: ความสัมพันธ์ระหว่างความยาวคลื่น λ, ความถี่ f และความเร็ว v คืออะไร?</w:t>
+        <w:t>12. ตามแบบจำลองอะตอมของโบร์ อิเล็กตรอนเปลี่ยนระดับพลังงานโดยการ...?</w:t>
+      </w:r>
+    </w:p>
+    <w:p>
+      <w:pPr>
+        <w:ind w:left="720"/>
+      </w:pPr>
+      <w:r>
+        <w:t xml:space="preserve">    1. ก</w:t>
+      </w:r>
+    </w:p>
+    <w:p>
+      <w:pPr>
+        <w:ind w:left="720"/>
+      </w:pPr>
+      <w:r>
+        <w:t xml:space="preserve">    2. ข</w:t>
+      </w:r>
+    </w:p>
+    <w:p>
+      <w:pPr>
+        <w:ind w:left="720"/>
+      </w:pPr>
+      <w:r>
+        <w:t xml:space="preserve">    3. ค</w:t>
+      </w:r>
+    </w:p>
+    <w:p>
+      <w:pPr>
+        <w:ind w:left="720"/>
+      </w:pPr>
+      <w:r>
+        <w:t xml:space="preserve">    4. ง</w:t>
+      </w:r>
+    </w:p>
+    <w:p/>
+    <w:p>
+      <w:r>
+        <w:rPr>
+          <w:sz w:val="24"/>
+        </w:rPr>
+        <w:t>13. แรงสู่ศูนย์กลางสำหรับวัตถุมวล m เคลื่อนที่เป็นวงกลมรัศมี r ด้วยความเร็ว v มีค่าเท่าใด?</w:t>
       </w:r>
     </w:p>
     <w:p>
@@ -357,7 +743,7 @@
         <w:drawing>
           <wp:inline xmlns:a="http://schemas.openxmlformats.org/drawingml/2006/main" xmlns:pic="http://schemas.openxmlformats.org/drawingml/2006/picture">
             <wp:extent cx="1828800" cy="1359877"/>
-            <wp:docPr id="5" name="Picture 5"/>
+            <wp:docPr id="7" name="Picture 7"/>
             <wp:cNvGraphicFramePr>
               <a:graphicFrameLocks noChangeAspect="1"/>
             </wp:cNvGraphicFramePr>
@@ -365,11 +751,11 @@
               <a:graphicData uri="http://schemas.openxmlformats.org/drawingml/2006/picture">
                 <pic:pic>
                   <pic:nvPicPr>
-                    <pic:cNvPr id="0" name="physics_img_q3_l30_005.png"/>
+                    <pic:cNvPr id="0" name="physics_img_1.png"/>
                     <pic:cNvPicPr/>
                   </pic:nvPicPr>
                   <pic:blipFill>
-                    <a:blip r:embed="rId11"/>
+                    <a:blip r:embed="rId9"/>
                     <a:stretch>
                       <a:fillRect/>
                     </a:stretch>
@@ -391,38 +777,34 @@
     <w:p/>
     <w:p>
       <w:pPr>
-        <w:pStyle w:val="ListBullet"/>
         <w:ind w:left="720"/>
       </w:pPr>
       <w:r>
-        <w:t xml:space="preserve">    ก</w:t>
+        <w:t xml:space="preserve">    1. ก</w:t>
       </w:r>
     </w:p>
     <w:p>
       <w:pPr>
-        <w:pStyle w:val="ListBullet"/>
         <w:ind w:left="720"/>
       </w:pPr>
       <w:r>
-        <w:t xml:space="preserve">    ข</w:t>
+        <w:t xml:space="preserve">    2. ข</w:t>
       </w:r>
     </w:p>
     <w:p>
       <w:pPr>
-        <w:pStyle w:val="ListBullet"/>
         <w:ind w:left="720"/>
       </w:pPr>
       <w:r>
-        <w:t xml:space="preserve">    ค</w:t>
+        <w:t xml:space="preserve">    3. ค</w:t>
       </w:r>
     </w:p>
     <w:p>
       <w:pPr>
-        <w:pStyle w:val="ListBullet"/>
         <w:ind w:left="720"/>
       </w:pPr>
       <w:r>
-        <w:t xml:space="preserve">    ง</w:t>
+        <w:t xml:space="preserve">    4. ง</w:t>
       </w:r>
     </w:p>
     <w:p/>
@@ -431,43 +813,39 @@
         <w:rPr>
           <w:sz w:val="24"/>
         </w:rPr>
-        <w:t>ข้อ p3_l30_006: ปรากฏการณ์ใดพิสูจน์ว่าแสงมีสมบัติเป็นคลื่น?</w:t>
+        <w:t>14. ความจุไฟฟ้า (Capacitance) ของตัวเก็บประจุแบบแผ่นขนาน C = ε₀A/d โดย A, d, ε₀ คืออะไร?</w:t>
       </w:r>
     </w:p>
     <w:p>
       <w:pPr>
-        <w:pStyle w:val="ListBullet"/>
         <w:ind w:left="720"/>
       </w:pPr>
       <w:r>
-        <w:t xml:space="preserve">    ก</w:t>
+        <w:t xml:space="preserve">    1. ก</w:t>
       </w:r>
     </w:p>
     <w:p>
       <w:pPr>
-        <w:pStyle w:val="ListBullet"/>
         <w:ind w:left="720"/>
       </w:pPr>
       <w:r>
-        <w:t xml:space="preserve">    ข</w:t>
+        <w:t xml:space="preserve">    2. ข</w:t>
       </w:r>
     </w:p>
     <w:p>
       <w:pPr>
-        <w:pStyle w:val="ListBullet"/>
         <w:ind w:left="720"/>
       </w:pPr>
       <w:r>
-        <w:t xml:space="preserve">    ค</w:t>
+        <w:t xml:space="preserve">    3. ค</w:t>
       </w:r>
     </w:p>
     <w:p>
       <w:pPr>
-        <w:pStyle w:val="ListBullet"/>
         <w:ind w:left="720"/>
       </w:pPr>
       <w:r>
-        <w:t xml:space="preserve">    ง</w:t>
+        <w:t xml:space="preserve">    4. ง</w:t>
       </w:r>
     </w:p>
     <w:p/>
@@ -476,7 +854,376 @@
         <w:rPr>
           <w:sz w:val="24"/>
         </w:rPr>
-        <w:t>ข้อ p3_l30_007: อิเล็กตรอนเปลี่ยนระดับพลังงานจาก n=3 ไป n=1 ของอะตอมไฮโดรเจน จะปล่อยรังสีที่มีความถี่เท่าใด? (Eₙ = -13.6/n² eV)</w:t>
+        <w:t>15. แหล่งกำเนิดเสียงเคลื่อนที่เข้าหาผู้สังเกตที่หยุดนิ่ง ผู้สังเกตจะได้ยินเสียงความถี่อย่างไร?</w:t>
+      </w:r>
+    </w:p>
+    <w:p>
+      <w:pPr>
+        <w:ind w:left="720"/>
+      </w:pPr>
+      <w:r>
+        <w:t xml:space="preserve">    1. ก</w:t>
+      </w:r>
+    </w:p>
+    <w:p>
+      <w:pPr>
+        <w:ind w:left="720"/>
+      </w:pPr>
+      <w:r>
+        <w:t xml:space="preserve">    2. ข</w:t>
+      </w:r>
+    </w:p>
+    <w:p>
+      <w:pPr>
+        <w:ind w:left="720"/>
+      </w:pPr>
+      <w:r>
+        <w:t xml:space="preserve">    3. ค</w:t>
+      </w:r>
+    </w:p>
+    <w:p>
+      <w:pPr>
+        <w:ind w:left="720"/>
+      </w:pPr>
+      <w:r>
+        <w:t xml:space="preserve">    4. ง</w:t>
+      </w:r>
+    </w:p>
+    <w:p/>
+    <w:p>
+      <w:r>
+        <w:rPr>
+          <w:sz w:val="24"/>
+        </w:rPr>
+        <w:t>16. นิวเคลียสที่เสถียรที่สุดในตารางนิวไคลด์คือธาตุใด?</w:t>
+      </w:r>
+    </w:p>
+    <w:p>
+      <w:pPr>
+        <w:ind w:left="720"/>
+      </w:pPr>
+      <w:r>
+        <w:t xml:space="preserve">    1. ก</w:t>
+      </w:r>
+    </w:p>
+    <w:p>
+      <w:pPr>
+        <w:ind w:left="720"/>
+      </w:pPr>
+      <w:r>
+        <w:t xml:space="preserve">    2. ข</w:t>
+      </w:r>
+    </w:p>
+    <w:p>
+      <w:pPr>
+        <w:ind w:left="720"/>
+      </w:pPr>
+      <w:r>
+        <w:t xml:space="preserve">    3. ค</w:t>
+      </w:r>
+    </w:p>
+    <w:p>
+      <w:pPr>
+        <w:ind w:left="720"/>
+      </w:pPr>
+      <w:r>
+        <w:t xml:space="preserve">    4. ง</w:t>
+      </w:r>
+    </w:p>
+    <w:p/>
+    <w:p>
+      <w:r>
+        <w:rPr>
+          <w:sz w:val="24"/>
+        </w:rPr>
+        <w:t>17. วัตถุเคลื่อนที่จากจุด A ไป B ด้วยความเร็ว 4 m/s ในเวลา 5 s แล้วกลับจาก B ไป A ด้วยความเร็ว 2 m/s ความเร็วเฉลี่ยทั้งเที่ยวคือเท่าใด?</w:t>
+      </w:r>
+    </w:p>
+    <w:p>
+      <w:pPr>
+        <w:ind w:left="720"/>
+      </w:pPr>
+      <w:r>
+        <w:t xml:space="preserve">    1. ก</w:t>
+      </w:r>
+    </w:p>
+    <w:p>
+      <w:pPr>
+        <w:ind w:left="720"/>
+      </w:pPr>
+      <w:r>
+        <w:t xml:space="preserve">    2. ข</w:t>
+      </w:r>
+    </w:p>
+    <w:p>
+      <w:pPr>
+        <w:ind w:left="720"/>
+      </w:pPr>
+      <w:r>
+        <w:t xml:space="preserve">    3. ค</w:t>
+      </w:r>
+    </w:p>
+    <w:p>
+      <w:pPr>
+        <w:ind w:left="720"/>
+      </w:pPr>
+      <w:r>
+        <w:t xml:space="preserve">    4. ง</w:t>
+      </w:r>
+    </w:p>
+    <w:p/>
+    <w:p>
+      <w:r>
+        <w:rPr>
+          <w:sz w:val="24"/>
+        </w:rPr>
+        <w:t>18. แรงที่กระทำต่อประจุไฟฟ้า q เคลื่อนที่ด้วยความเร็ว v ในสนามแม่เหล็ก B มีค่าเท่าใด?</w:t>
+      </w:r>
+    </w:p>
+    <w:p>
+      <w:pPr>
+        <w:ind w:left="720"/>
+      </w:pPr>
+      <w:r>
+        <w:t xml:space="preserve">    1. ก</w:t>
+      </w:r>
+    </w:p>
+    <w:p>
+      <w:pPr>
+        <w:ind w:left="720"/>
+      </w:pPr>
+      <w:r>
+        <w:t xml:space="preserve">    2. ข</w:t>
+      </w:r>
+    </w:p>
+    <w:p>
+      <w:pPr>
+        <w:ind w:left="720"/>
+      </w:pPr>
+      <w:r>
+        <w:t xml:space="preserve">    3. ค</w:t>
+      </w:r>
+    </w:p>
+    <w:p>
+      <w:pPr>
+        <w:ind w:left="720"/>
+      </w:pPr>
+      <w:r>
+        <w:t xml:space="preserve">    4. ง</w:t>
+      </w:r>
+    </w:p>
+    <w:p/>
+    <w:p>
+      <w:r>
+        <w:rPr>
+          <w:sz w:val="24"/>
+        </w:rPr>
+        <w:t>19. ความเข้มเสียง (Sound intensity) ที่ระยะ r จากแหล่งกำเนิดกำลัง P มีค่าเท่าใด?</w:t>
+      </w:r>
+    </w:p>
+    <w:p>
+      <w:pPr>
+        <w:ind w:left="720"/>
+      </w:pPr>
+      <w:r>
+        <w:t xml:space="preserve">    1. ก</w:t>
+      </w:r>
+    </w:p>
+    <w:p>
+      <w:pPr>
+        <w:ind w:left="720"/>
+      </w:pPr>
+      <w:r>
+        <w:t xml:space="preserve">    2. ข</w:t>
+      </w:r>
+    </w:p>
+    <w:p>
+      <w:pPr>
+        <w:ind w:left="720"/>
+      </w:pPr>
+      <w:r>
+        <w:t xml:space="preserve">    3. ค</w:t>
+      </w:r>
+    </w:p>
+    <w:p>
+      <w:pPr>
+        <w:ind w:left="720"/>
+      </w:pPr>
+      <w:r>
+        <w:t xml:space="preserve">    4. ง</w:t>
+      </w:r>
+    </w:p>
+    <w:p/>
+    <w:p>
+      <w:r>
+        <w:rPr>
+          <w:sz w:val="24"/>
+        </w:rPr>
+        <w:t>20. สารกัมมันตรังสีมีค่าครึ่งชีวิต 10 ปี ถ้าเริ่มต้นมีมวล 80 g จะเหลือเท่าใดหลังผ่านไป 30 ปี?</w:t>
+      </w:r>
+    </w:p>
+    <w:p>
+      <w:pPr>
+        <w:ind w:left="720"/>
+      </w:pPr>
+      <w:r>
+        <w:t xml:space="preserve">    1. ก</w:t>
+      </w:r>
+    </w:p>
+    <w:p>
+      <w:pPr>
+        <w:ind w:left="720"/>
+      </w:pPr>
+      <w:r>
+        <w:t xml:space="preserve">    2. ข</w:t>
+      </w:r>
+    </w:p>
+    <w:p>
+      <w:pPr>
+        <w:ind w:left="720"/>
+      </w:pPr>
+      <w:r>
+        <w:t xml:space="preserve">    3. ค</w:t>
+      </w:r>
+    </w:p>
+    <w:p>
+      <w:pPr>
+        <w:ind w:left="720"/>
+      </w:pPr>
+      <w:r>
+        <w:t xml:space="preserve">    4. ง</w:t>
+      </w:r>
+    </w:p>
+    <w:p/>
+    <w:p>
+      <w:r>
+        <w:rPr>
+          <w:sz w:val="24"/>
+        </w:rPr>
+        <w:t>21. งาน (Work) ที่ทำโดยแรง F ที่ทำมุม θ กับการเคลื่อนที่ระยะ s คืออะไร?</w:t>
+      </w:r>
+    </w:p>
+    <w:p>
+      <w:pPr>
+        <w:ind w:left="720"/>
+      </w:pPr>
+      <w:r>
+        <w:t xml:space="preserve">    1. ก</w:t>
+      </w:r>
+    </w:p>
+    <w:p>
+      <w:pPr>
+        <w:ind w:left="720"/>
+      </w:pPr>
+      <w:r>
+        <w:t xml:space="preserve">    2. ข</w:t>
+      </w:r>
+    </w:p>
+    <w:p>
+      <w:pPr>
+        <w:ind w:left="720"/>
+      </w:pPr>
+      <w:r>
+        <w:t xml:space="preserve">    3. ค</w:t>
+      </w:r>
+    </w:p>
+    <w:p>
+      <w:pPr>
+        <w:ind w:left="720"/>
+      </w:pPr>
+      <w:r>
+        <w:t xml:space="preserve">    4. ง</w:t>
+      </w:r>
+    </w:p>
+    <w:p/>
+    <w:p>
+      <w:r>
+        <w:rPr>
+          <w:sz w:val="24"/>
+        </w:rPr>
+        <w:t>22. กำลังไฟฟ้า P = IV = I²R = V²/R สูตรใดถูกต้องสำหรับตัวต้านทาน R?</w:t>
+      </w:r>
+    </w:p>
+    <w:p>
+      <w:pPr>
+        <w:ind w:left="720"/>
+      </w:pPr>
+      <w:r>
+        <w:t xml:space="preserve">    1. ก</w:t>
+      </w:r>
+    </w:p>
+    <w:p>
+      <w:pPr>
+        <w:ind w:left="720"/>
+      </w:pPr>
+      <w:r>
+        <w:t xml:space="preserve">    2. ข</w:t>
+      </w:r>
+    </w:p>
+    <w:p>
+      <w:pPr>
+        <w:ind w:left="720"/>
+      </w:pPr>
+      <w:r>
+        <w:t xml:space="preserve">    3. ค</w:t>
+      </w:r>
+    </w:p>
+    <w:p>
+      <w:pPr>
+        <w:ind w:left="720"/>
+      </w:pPr>
+      <w:r>
+        <w:t xml:space="preserve">    4. ง</w:t>
+      </w:r>
+    </w:p>
+    <w:p/>
+    <w:p>
+      <w:r>
+        <w:rPr>
+          <w:sz w:val="24"/>
+        </w:rPr>
+        <w:t>23. สมการคลื่นแม่เหล็กไฟฟ้าของแสง E = hf หมายความว่าอะไร?</w:t>
+      </w:r>
+    </w:p>
+    <w:p>
+      <w:pPr>
+        <w:ind w:left="720"/>
+      </w:pPr>
+      <w:r>
+        <w:t xml:space="preserve">    1. ก</w:t>
+      </w:r>
+    </w:p>
+    <w:p>
+      <w:pPr>
+        <w:ind w:left="720"/>
+      </w:pPr>
+      <w:r>
+        <w:t xml:space="preserve">    2. ข</w:t>
+      </w:r>
+    </w:p>
+    <w:p>
+      <w:pPr>
+        <w:ind w:left="720"/>
+      </w:pPr>
+      <w:r>
+        <w:t xml:space="preserve">    3. ค</w:t>
+      </w:r>
+    </w:p>
+    <w:p>
+      <w:pPr>
+        <w:ind w:left="720"/>
+      </w:pPr>
+      <w:r>
+        <w:t xml:space="preserve">    4. ง</w:t>
+      </w:r>
+    </w:p>
+    <w:p/>
+    <w:p>
+      <w:r>
+        <w:rPr>
+          <w:sz w:val="24"/>
+        </w:rPr>
+        <w:t>24. ปฏิกิริยานิวเคลียร์ประเภทใดที่เกิดในดวงอาทิตย์?</w:t>
       </w:r>
     </w:p>
     <w:p>
@@ -484,7 +1231,7 @@
         <w:drawing>
           <wp:inline xmlns:a="http://schemas.openxmlformats.org/drawingml/2006/main" xmlns:pic="http://schemas.openxmlformats.org/drawingml/2006/picture">
             <wp:extent cx="1828800" cy="1359877"/>
-            <wp:docPr id="6" name="Picture 6"/>
+            <wp:docPr id="8" name="Picture 8"/>
             <wp:cNvGraphicFramePr>
               <a:graphicFrameLocks noChangeAspect="1"/>
             </wp:cNvGraphicFramePr>
@@ -492,7 +1239,7 @@
               <a:graphicData uri="http://schemas.openxmlformats.org/drawingml/2006/picture">
                 <pic:pic>
                   <pic:nvPicPr>
-                    <pic:cNvPr id="0" name="physics_img_q3_l30_007.png"/>
+                    <pic:cNvPr id="0" name="physics_img_24.png"/>
                     <pic:cNvPicPr/>
                   </pic:nvPicPr>
                   <pic:blipFill>
@@ -518,38 +1265,34 @@
     <w:p/>
     <w:p>
       <w:pPr>
-        <w:pStyle w:val="ListBullet"/>
         <w:ind w:left="720"/>
       </w:pPr>
       <w:r>
-        <w:t xml:space="preserve">    ก</w:t>
+        <w:t xml:space="preserve">    1. ก</w:t>
       </w:r>
     </w:p>
     <w:p>
       <w:pPr>
-        <w:pStyle w:val="ListBullet"/>
         <w:ind w:left="720"/>
       </w:pPr>
       <w:r>
-        <w:t xml:space="preserve">    ข</w:t>
+        <w:t xml:space="preserve">    2. ข</w:t>
       </w:r>
     </w:p>
     <w:p>
       <w:pPr>
-        <w:pStyle w:val="ListBullet"/>
         <w:ind w:left="720"/>
       </w:pPr>
       <w:r>
-        <w:t xml:space="preserve">    ค</w:t>
+        <w:t xml:space="preserve">    3. ค</w:t>
       </w:r>
     </w:p>
     <w:p>
       <w:pPr>
-        <w:pStyle w:val="ListBullet"/>
         <w:ind w:left="720"/>
       </w:pPr>
       <w:r>
-        <w:t xml:space="preserve">    ง</w:t>
+        <w:t xml:space="preserve">    4. ง</w:t>
       </w:r>
     </w:p>
     <w:p/>
@@ -558,277 +1301,7 @@
         <w:rPr>
           <w:sz w:val="24"/>
         </w:rPr>
-        <w:t>ข้อ p3_l30_008: วัตถุถูกขว้างขึ้นไปในแนวดิ่งด้วยความเร็วต้น 20 m/s จะขึ้นไปได้สูงสุดกี่เมตร? (g = 10 m/s²)</w:t>
-      </w:r>
-    </w:p>
-    <w:p>
-      <w:pPr>
-        <w:pStyle w:val="ListBullet"/>
-        <w:ind w:left="720"/>
-      </w:pPr>
-      <w:r>
-        <w:t xml:space="preserve">    ก</w:t>
-      </w:r>
-    </w:p>
-    <w:p>
-      <w:pPr>
-        <w:pStyle w:val="ListBullet"/>
-        <w:ind w:left="720"/>
-      </w:pPr>
-      <w:r>
-        <w:t xml:space="preserve">    ข</w:t>
-      </w:r>
-    </w:p>
-    <w:p>
-      <w:pPr>
-        <w:pStyle w:val="ListBullet"/>
-        <w:ind w:left="720"/>
-      </w:pPr>
-      <w:r>
-        <w:t xml:space="preserve">    ค</w:t>
-      </w:r>
-    </w:p>
-    <w:p>
-      <w:pPr>
-        <w:pStyle w:val="ListBullet"/>
-        <w:ind w:left="720"/>
-      </w:pPr>
-      <w:r>
-        <w:t xml:space="preserve">    ง</w:t>
-      </w:r>
-    </w:p>
-    <w:p/>
-    <w:p>
-      <w:r>
-        <w:rPr>
-          <w:sz w:val="24"/>
-        </w:rPr>
-        <w:t>ข้อ p3_l30_009: ตัวต้านทาน 3 ตัวต่อขนานกัน มีความต้านทาน 6 Ω, 3 Ω และ 2 Ω ความต้านทานรวมเท่ากับ?</w:t>
-      </w:r>
-    </w:p>
-    <w:p>
-      <w:pPr>
-        <w:pStyle w:val="ListBullet"/>
-        <w:ind w:left="720"/>
-      </w:pPr>
-      <w:r>
-        <w:t xml:space="preserve">    ก</w:t>
-      </w:r>
-    </w:p>
-    <w:p>
-      <w:pPr>
-        <w:pStyle w:val="ListBullet"/>
-        <w:ind w:left="720"/>
-      </w:pPr>
-      <w:r>
-        <w:t xml:space="preserve">    ข</w:t>
-      </w:r>
-    </w:p>
-    <w:p>
-      <w:pPr>
-        <w:pStyle w:val="ListBullet"/>
-        <w:ind w:left="720"/>
-      </w:pPr>
-      <w:r>
-        <w:t xml:space="preserve">    ค</w:t>
-      </w:r>
-    </w:p>
-    <w:p>
-      <w:pPr>
-        <w:pStyle w:val="ListBullet"/>
-        <w:ind w:left="720"/>
-      </w:pPr>
-      <w:r>
-        <w:t xml:space="preserve">    ง</w:t>
-      </w:r>
-    </w:p>
-    <w:p/>
-    <w:p>
-      <w:r>
-        <w:rPr>
-          <w:sz w:val="24"/>
-        </w:rPr>
-        <w:t>ข้อ p3_l30_010: เงื่อนไขการแทรกสอดแบบเสริม (Constructive interference) คืออะไร?</w:t>
-      </w:r>
-    </w:p>
-    <w:p>
-      <w:pPr>
-        <w:pStyle w:val="ListBullet"/>
-        <w:ind w:left="720"/>
-      </w:pPr>
-      <w:r>
-        <w:t xml:space="preserve">    ก</w:t>
-      </w:r>
-    </w:p>
-    <w:p>
-      <w:pPr>
-        <w:pStyle w:val="ListBullet"/>
-        <w:ind w:left="720"/>
-      </w:pPr>
-      <w:r>
-        <w:t xml:space="preserve">    ข</w:t>
-      </w:r>
-    </w:p>
-    <w:p>
-      <w:pPr>
-        <w:pStyle w:val="ListBullet"/>
-        <w:ind w:left="720"/>
-      </w:pPr>
-      <w:r>
-        <w:t xml:space="preserve">    ค</w:t>
-      </w:r>
-    </w:p>
-    <w:p>
-      <w:pPr>
-        <w:pStyle w:val="ListBullet"/>
-        <w:ind w:left="720"/>
-      </w:pPr>
-      <w:r>
-        <w:t xml:space="preserve">    ง</w:t>
-      </w:r>
-    </w:p>
-    <w:p/>
-    <w:p>
-      <w:r>
-        <w:rPr>
-          <w:sz w:val="24"/>
-        </w:rPr>
-        <w:t>ข้อ p3_l30_011: สนามไฟฟ้าจากประจุจุด Q ที่ระยะ r มีขนาดเท่าใด? (k = 1/4πε₀)</w:t>
-      </w:r>
-    </w:p>
-    <w:p>
-      <w:pPr>
-        <w:pStyle w:val="ListBullet"/>
-        <w:ind w:left="720"/>
-      </w:pPr>
-      <w:r>
-        <w:t xml:space="preserve">    ก</w:t>
-      </w:r>
-    </w:p>
-    <w:p>
-      <w:pPr>
-        <w:pStyle w:val="ListBullet"/>
-        <w:ind w:left="720"/>
-      </w:pPr>
-      <w:r>
-        <w:t xml:space="preserve">    ข</w:t>
-      </w:r>
-    </w:p>
-    <w:p>
-      <w:pPr>
-        <w:pStyle w:val="ListBullet"/>
-        <w:ind w:left="720"/>
-      </w:pPr>
-      <w:r>
-        <w:t xml:space="preserve">    ค</w:t>
-      </w:r>
-    </w:p>
-    <w:p>
-      <w:pPr>
-        <w:pStyle w:val="ListBullet"/>
-        <w:ind w:left="720"/>
-      </w:pPr>
-      <w:r>
-        <w:t xml:space="preserve">    ง</w:t>
-      </w:r>
-    </w:p>
-    <w:p/>
-    <w:p>
-      <w:r>
-        <w:rPr>
-          <w:sz w:val="24"/>
-        </w:rPr>
-        <w:t>ข้อ p3_l30_012: ตามแบบจำลองอะตอมของโบร์ อิเล็กตรอนเปลี่ยนระดับพลังงานโดยการ...?</w:t>
-      </w:r>
-    </w:p>
-    <w:p>
-      <w:pPr>
-        <w:pStyle w:val="ListBullet"/>
-        <w:ind w:left="720"/>
-      </w:pPr>
-      <w:r>
-        <w:t xml:space="preserve">    ก</w:t>
-      </w:r>
-    </w:p>
-    <w:p>
-      <w:pPr>
-        <w:pStyle w:val="ListBullet"/>
-        <w:ind w:left="720"/>
-      </w:pPr>
-      <w:r>
-        <w:t xml:space="preserve">    ข</w:t>
-      </w:r>
-    </w:p>
-    <w:p>
-      <w:pPr>
-        <w:pStyle w:val="ListBullet"/>
-        <w:ind w:left="720"/>
-      </w:pPr>
-      <w:r>
-        <w:t xml:space="preserve">    ค</w:t>
-      </w:r>
-    </w:p>
-    <w:p>
-      <w:pPr>
-        <w:pStyle w:val="ListBullet"/>
-        <w:ind w:left="720"/>
-      </w:pPr>
-      <w:r>
-        <w:t xml:space="preserve">    ง</w:t>
-      </w:r>
-    </w:p>
-    <w:p/>
-    <w:p>
-      <w:r>
-        <w:rPr>
-          <w:sz w:val="24"/>
-        </w:rPr>
-        <w:t>ข้อ p3_l30_013: แรงสู่ศูนย์กลางสำหรับวัตถุมวล m เคลื่อนที่เป็นวงกลมรัศมี r ด้วยความเร็ว v มีค่าเท่าใด?</w:t>
-      </w:r>
-    </w:p>
-    <w:p>
-      <w:pPr>
-        <w:pStyle w:val="ListBullet"/>
-        <w:ind w:left="720"/>
-      </w:pPr>
-      <w:r>
-        <w:t xml:space="preserve">    ก</w:t>
-      </w:r>
-    </w:p>
-    <w:p>
-      <w:pPr>
-        <w:pStyle w:val="ListBullet"/>
-        <w:ind w:left="720"/>
-      </w:pPr>
-      <w:r>
-        <w:t xml:space="preserve">    ข</w:t>
-      </w:r>
-    </w:p>
-    <w:p>
-      <w:pPr>
-        <w:pStyle w:val="ListBullet"/>
-        <w:ind w:left="720"/>
-      </w:pPr>
-      <w:r>
-        <w:t xml:space="preserve">    ค</w:t>
-      </w:r>
-    </w:p>
-    <w:p>
-      <w:pPr>
-        <w:pStyle w:val="ListBullet"/>
-        <w:ind w:left="720"/>
-      </w:pPr>
-      <w:r>
-        <w:t xml:space="preserve">    ง</w:t>
-      </w:r>
-    </w:p>
-    <w:p/>
-    <w:p>
-      <w:r>
-        <w:rPr>
-          <w:sz w:val="24"/>
-        </w:rPr>
-        <w:t>ข้อ p3_l30_014: ความจุไฟฟ้า (Capacitance) ของตัวเก็บประจุแบบแผ่นขนาน C = ε₀A/d โดย A, d, ε₀ คืออะไร?</w:t>
+        <w:t>25. ข้อสอบ PAT3 มักให้ค่าคงที่ต่างๆ ในตาราง ถ้าโจทย์ให้มวลอะตอมของอนุภาค แล้วถามหาพลังงานยึดเหนี่ยว ขั้นตอนแรกที่ควรทำคืออะไร?</w:t>
       </w:r>
     </w:p>
     <w:p>
@@ -836,7 +1309,7 @@
         <w:drawing>
           <wp:inline xmlns:a="http://schemas.openxmlformats.org/drawingml/2006/main" xmlns:pic="http://schemas.openxmlformats.org/drawingml/2006/picture">
             <wp:extent cx="1828800" cy="1359877"/>
-            <wp:docPr id="7" name="Picture 7"/>
+            <wp:docPr id="9" name="Picture 9"/>
             <wp:cNvGraphicFramePr>
               <a:graphicFrameLocks noChangeAspect="1"/>
             </wp:cNvGraphicFramePr>
@@ -844,89 +1317,7 @@
               <a:graphicData uri="http://schemas.openxmlformats.org/drawingml/2006/picture">
                 <pic:pic>
                   <pic:nvPicPr>
-                    <pic:cNvPr id="0" name="physics_img_q3_l30_004.png"/>
-                    <pic:cNvPicPr/>
-                  </pic:nvPicPr>
-                  <pic:blipFill>
-                    <a:blip r:embed="rId10"/>
-                    <a:stretch>
-                      <a:fillRect/>
-                    </a:stretch>
-                  </pic:blipFill>
-                  <pic:spPr>
-                    <a:xfrm>
-                      <a:off x="0" y="0"/>
-                      <a:ext cx="1828800" cy="1359877"/>
-                    </a:xfrm>
-                    <a:prstGeom prst="rect"/>
-                  </pic:spPr>
-                </pic:pic>
-              </a:graphicData>
-            </a:graphic>
-          </wp:inline>
-        </w:drawing>
-      </w:r>
-    </w:p>
-    <w:p/>
-    <w:p>
-      <w:pPr>
-        <w:pStyle w:val="ListBullet"/>
-        <w:ind w:left="720"/>
-      </w:pPr>
-      <w:r>
-        <w:t xml:space="preserve">    ก</w:t>
-      </w:r>
-    </w:p>
-    <w:p>
-      <w:pPr>
-        <w:pStyle w:val="ListBullet"/>
-        <w:ind w:left="720"/>
-      </w:pPr>
-      <w:r>
-        <w:t xml:space="preserve">    ข</w:t>
-      </w:r>
-    </w:p>
-    <w:p>
-      <w:pPr>
-        <w:pStyle w:val="ListBullet"/>
-        <w:ind w:left="720"/>
-      </w:pPr>
-      <w:r>
-        <w:t xml:space="preserve">    ค</w:t>
-      </w:r>
-    </w:p>
-    <w:p>
-      <w:pPr>
-        <w:pStyle w:val="ListBullet"/>
-        <w:ind w:left="720"/>
-      </w:pPr>
-      <w:r>
-        <w:t xml:space="preserve">    ง</w:t>
-      </w:r>
-    </w:p>
-    <w:p/>
-    <w:p>
-      <w:r>
-        <w:rPr>
-          <w:sz w:val="24"/>
-        </w:rPr>
-        <w:t>ข้อ p3_l30_015: แหล่งกำเนิดเสียงเคลื่อนที่เข้าหาผู้สังเกตที่หยุดนิ่ง ผู้สังเกตจะได้ยินเสียงความถี่อย่างไร?</w:t>
-      </w:r>
-    </w:p>
-    <w:p>
-      <w:r>
-        <w:drawing>
-          <wp:inline xmlns:a="http://schemas.openxmlformats.org/drawingml/2006/main" xmlns:pic="http://schemas.openxmlformats.org/drawingml/2006/picture">
-            <wp:extent cx="1828800" cy="1359877"/>
-            <wp:docPr id="8" name="Picture 8"/>
-            <wp:cNvGraphicFramePr>
-              <a:graphicFrameLocks noChangeAspect="1"/>
-            </wp:cNvGraphicFramePr>
-            <a:graphic>
-              <a:graphicData uri="http://schemas.openxmlformats.org/drawingml/2006/picture">
-                <pic:pic>
-                  <pic:nvPicPr>
-                    <pic:cNvPr id="0" name="physics_img_q3_l30_015.png"/>
+                    <pic:cNvPr id="0" name="physics_img_25.png"/>
                     <pic:cNvPicPr/>
                   </pic:nvPicPr>
                   <pic:blipFill>
@@ -952,636 +1343,34 @@
     <w:p/>
     <w:p>
       <w:pPr>
-        <w:pStyle w:val="ListBullet"/>
         <w:ind w:left="720"/>
       </w:pPr>
       <w:r>
-        <w:t xml:space="preserve">    ก</w:t>
+        <w:t xml:space="preserve">    1. ก</w:t>
       </w:r>
     </w:p>
     <w:p>
       <w:pPr>
-        <w:pStyle w:val="ListBullet"/>
         <w:ind w:left="720"/>
       </w:pPr>
       <w:r>
-        <w:t xml:space="preserve">    ข</w:t>
+        <w:t xml:space="preserve">    2. ข</w:t>
       </w:r>
     </w:p>
     <w:p>
       <w:pPr>
-        <w:pStyle w:val="ListBullet"/>
         <w:ind w:left="720"/>
       </w:pPr>
       <w:r>
-        <w:t xml:space="preserve">    ค</w:t>
+        <w:t xml:space="preserve">    3. ค</w:t>
       </w:r>
     </w:p>
     <w:p>
       <w:pPr>
-        <w:pStyle w:val="ListBullet"/>
         <w:ind w:left="720"/>
       </w:pPr>
       <w:r>
-        <w:t xml:space="preserve">    ง</w:t>
-      </w:r>
-    </w:p>
-    <w:p/>
-    <w:p>
-      <w:r>
-        <w:rPr>
-          <w:sz w:val="24"/>
-        </w:rPr>
-        <w:t>ข้อ p3_l30_016: นิวเคลียสที่เสถียรที่สุดในตารางนิวไคลด์คือธาตุใด?</w:t>
-      </w:r>
-    </w:p>
-    <w:p>
-      <w:pPr>
-        <w:pStyle w:val="ListBullet"/>
-        <w:ind w:left="720"/>
-      </w:pPr>
-      <w:r>
-        <w:t xml:space="preserve">    ก</w:t>
-      </w:r>
-    </w:p>
-    <w:p>
-      <w:pPr>
-        <w:pStyle w:val="ListBullet"/>
-        <w:ind w:left="720"/>
-      </w:pPr>
-      <w:r>
-        <w:t xml:space="preserve">    ข</w:t>
-      </w:r>
-    </w:p>
-    <w:p>
-      <w:pPr>
-        <w:pStyle w:val="ListBullet"/>
-        <w:ind w:left="720"/>
-      </w:pPr>
-      <w:r>
-        <w:t xml:space="preserve">    ค</w:t>
-      </w:r>
-    </w:p>
-    <w:p>
-      <w:pPr>
-        <w:pStyle w:val="ListBullet"/>
-        <w:ind w:left="720"/>
-      </w:pPr>
-      <w:r>
-        <w:t xml:space="preserve">    ง</w:t>
-      </w:r>
-    </w:p>
-    <w:p/>
-    <w:p>
-      <w:r>
-        <w:rPr>
-          <w:sz w:val="24"/>
-        </w:rPr>
-        <w:t>ข้อ p3_l30_017: วัตถุเคลื่อนที่จากจุด A ไป B ด้วยความเร็ว 4 m/s ในเวลา 5 s แล้วกลับจาก B ไป A ด้วยความเร็ว 2 m/s ความเร็วเฉลี่ยทั้งเที่ยวคือเท่าใด?</w:t>
-      </w:r>
-    </w:p>
-    <w:p>
-      <w:r>
-        <w:drawing>
-          <wp:inline xmlns:a="http://schemas.openxmlformats.org/drawingml/2006/main" xmlns:pic="http://schemas.openxmlformats.org/drawingml/2006/picture">
-            <wp:extent cx="1828800" cy="1359877"/>
-            <wp:docPr id="9" name="Picture 9"/>
-            <wp:cNvGraphicFramePr>
-              <a:graphicFrameLocks noChangeAspect="1"/>
-            </wp:cNvGraphicFramePr>
-            <a:graphic>
-              <a:graphicData uri="http://schemas.openxmlformats.org/drawingml/2006/picture">
-                <pic:pic>
-                  <pic:nvPicPr>
-                    <pic:cNvPr id="0" name="physics_img_q3_l30_001.png"/>
-                    <pic:cNvPicPr/>
-                  </pic:nvPicPr>
-                  <pic:blipFill>
-                    <a:blip r:embed="rId9"/>
-                    <a:stretch>
-                      <a:fillRect/>
-                    </a:stretch>
-                  </pic:blipFill>
-                  <pic:spPr>
-                    <a:xfrm>
-                      <a:off x="0" y="0"/>
-                      <a:ext cx="1828800" cy="1359877"/>
-                    </a:xfrm>
-                    <a:prstGeom prst="rect"/>
-                  </pic:spPr>
-                </pic:pic>
-              </a:graphicData>
-            </a:graphic>
-          </wp:inline>
-        </w:drawing>
-      </w:r>
-    </w:p>
-    <w:p/>
-    <w:p>
-      <w:pPr>
-        <w:pStyle w:val="ListBullet"/>
-        <w:ind w:left="720"/>
-      </w:pPr>
-      <w:r>
-        <w:t xml:space="preserve">    ก</w:t>
-      </w:r>
-    </w:p>
-    <w:p>
-      <w:pPr>
-        <w:pStyle w:val="ListBullet"/>
-        <w:ind w:left="720"/>
-      </w:pPr>
-      <w:r>
-        <w:t xml:space="preserve">    ข</w:t>
-      </w:r>
-    </w:p>
-    <w:p>
-      <w:pPr>
-        <w:pStyle w:val="ListBullet"/>
-        <w:ind w:left="720"/>
-      </w:pPr>
-      <w:r>
-        <w:t xml:space="preserve">    ค</w:t>
-      </w:r>
-    </w:p>
-    <w:p>
-      <w:pPr>
-        <w:pStyle w:val="ListBullet"/>
-        <w:ind w:left="720"/>
-      </w:pPr>
-      <w:r>
-        <w:t xml:space="preserve">    ง</w:t>
-      </w:r>
-    </w:p>
-    <w:p/>
-    <w:p>
-      <w:r>
-        <w:rPr>
-          <w:sz w:val="24"/>
-        </w:rPr>
-        <w:t>ข้อ p3_l30_018: แรงที่กระทำต่อประจุไฟฟ้า q เคลื่อนที่ด้วยความเร็ว v ในสนามแม่เหล็ก B มีค่าเท่าใด?</w:t>
-      </w:r>
-    </w:p>
-    <w:p>
-      <w:pPr>
-        <w:pStyle w:val="ListBullet"/>
-        <w:ind w:left="720"/>
-      </w:pPr>
-      <w:r>
-        <w:t xml:space="preserve">    ก</w:t>
-      </w:r>
-    </w:p>
-    <w:p>
-      <w:pPr>
-        <w:pStyle w:val="ListBullet"/>
-        <w:ind w:left="720"/>
-      </w:pPr>
-      <w:r>
-        <w:t xml:space="preserve">    ข</w:t>
-      </w:r>
-    </w:p>
-    <w:p>
-      <w:pPr>
-        <w:pStyle w:val="ListBullet"/>
-        <w:ind w:left="720"/>
-      </w:pPr>
-      <w:r>
-        <w:t xml:space="preserve">    ค</w:t>
-      </w:r>
-    </w:p>
-    <w:p>
-      <w:pPr>
-        <w:pStyle w:val="ListBullet"/>
-        <w:ind w:left="720"/>
-      </w:pPr>
-      <w:r>
-        <w:t xml:space="preserve">    ง</w:t>
-      </w:r>
-    </w:p>
-    <w:p/>
-    <w:p>
-      <w:r>
-        <w:rPr>
-          <w:sz w:val="24"/>
-        </w:rPr>
-        <w:t>ข้อ p3_l30_019: ความเข้มเสียง (Sound intensity) ที่ระยะ r จากแหล่งกำเนิดกำลัง P มีค่าเท่าใด?</w:t>
-      </w:r>
-    </w:p>
-    <w:p>
-      <w:r>
-        <w:drawing>
-          <wp:inline xmlns:a="http://schemas.openxmlformats.org/drawingml/2006/main" xmlns:pic="http://schemas.openxmlformats.org/drawingml/2006/picture">
-            <wp:extent cx="1828800" cy="1359877"/>
-            <wp:docPr id="10" name="Picture 10"/>
-            <wp:cNvGraphicFramePr>
-              <a:graphicFrameLocks noChangeAspect="1"/>
-            </wp:cNvGraphicFramePr>
-            <a:graphic>
-              <a:graphicData uri="http://schemas.openxmlformats.org/drawingml/2006/picture">
-                <pic:pic>
-                  <pic:nvPicPr>
-                    <pic:cNvPr id="0" name="physics_img_q3_l30_005.png"/>
-                    <pic:cNvPicPr/>
-                  </pic:nvPicPr>
-                  <pic:blipFill>
-                    <a:blip r:embed="rId11"/>
-                    <a:stretch>
-                      <a:fillRect/>
-                    </a:stretch>
-                  </pic:blipFill>
-                  <pic:spPr>
-                    <a:xfrm>
-                      <a:off x="0" y="0"/>
-                      <a:ext cx="1828800" cy="1359877"/>
-                    </a:xfrm>
-                    <a:prstGeom prst="rect"/>
-                  </pic:spPr>
-                </pic:pic>
-              </a:graphicData>
-            </a:graphic>
-          </wp:inline>
-        </w:drawing>
-      </w:r>
-    </w:p>
-    <w:p/>
-    <w:p>
-      <w:pPr>
-        <w:pStyle w:val="ListBullet"/>
-        <w:ind w:left="720"/>
-      </w:pPr>
-      <w:r>
-        <w:t xml:space="preserve">    ก</w:t>
-      </w:r>
-    </w:p>
-    <w:p>
-      <w:pPr>
-        <w:pStyle w:val="ListBullet"/>
-        <w:ind w:left="720"/>
-      </w:pPr>
-      <w:r>
-        <w:t xml:space="preserve">    ข</w:t>
-      </w:r>
-    </w:p>
-    <w:p>
-      <w:pPr>
-        <w:pStyle w:val="ListBullet"/>
-        <w:ind w:left="720"/>
-      </w:pPr>
-      <w:r>
-        <w:t xml:space="preserve">    ค</w:t>
-      </w:r>
-    </w:p>
-    <w:p>
-      <w:pPr>
-        <w:pStyle w:val="ListBullet"/>
-        <w:ind w:left="720"/>
-      </w:pPr>
-      <w:r>
-        <w:t xml:space="preserve">    ง</w:t>
-      </w:r>
-    </w:p>
-    <w:p/>
-    <w:p>
-      <w:r>
-        <w:rPr>
-          <w:sz w:val="24"/>
-        </w:rPr>
-        <w:t>ข้อ p3_l30_020: สารกัมมันตรังสีมีค่าครึ่งชีวิต 10 ปี ถ้าเริ่มต้นมีมวล 80 g จะเหลือเท่าใดหลังผ่านไป 30 ปี?</w:t>
-      </w:r>
-    </w:p>
-    <w:p>
-      <w:r>
-        <w:drawing>
-          <wp:inline xmlns:a="http://schemas.openxmlformats.org/drawingml/2006/main" xmlns:pic="http://schemas.openxmlformats.org/drawingml/2006/picture">
-            <wp:extent cx="1828800" cy="1359877"/>
-            <wp:docPr id="11" name="Picture 11"/>
-            <wp:cNvGraphicFramePr>
-              <a:graphicFrameLocks noChangeAspect="1"/>
-            </wp:cNvGraphicFramePr>
-            <a:graphic>
-              <a:graphicData uri="http://schemas.openxmlformats.org/drawingml/2006/picture">
-                <pic:pic>
-                  <pic:nvPicPr>
-                    <pic:cNvPr id="0" name="physics_img_q3_l30_020.png"/>
-                    <pic:cNvPicPr/>
-                  </pic:nvPicPr>
-                  <pic:blipFill>
-                    <a:blip r:embed="rId14"/>
-                    <a:stretch>
-                      <a:fillRect/>
-                    </a:stretch>
-                  </pic:blipFill>
-                  <pic:spPr>
-                    <a:xfrm>
-                      <a:off x="0" y="0"/>
-                      <a:ext cx="1828800" cy="1359877"/>
-                    </a:xfrm>
-                    <a:prstGeom prst="rect"/>
-                  </pic:spPr>
-                </pic:pic>
-              </a:graphicData>
-            </a:graphic>
-          </wp:inline>
-        </w:drawing>
-      </w:r>
-    </w:p>
-    <w:p/>
-    <w:p>
-      <w:pPr>
-        <w:pStyle w:val="ListBullet"/>
-        <w:ind w:left="720"/>
-      </w:pPr>
-      <w:r>
-        <w:t xml:space="preserve">    ก</w:t>
-      </w:r>
-    </w:p>
-    <w:p>
-      <w:pPr>
-        <w:pStyle w:val="ListBullet"/>
-        <w:ind w:left="720"/>
-      </w:pPr>
-      <w:r>
-        <w:t xml:space="preserve">    ข</w:t>
-      </w:r>
-    </w:p>
-    <w:p>
-      <w:pPr>
-        <w:pStyle w:val="ListBullet"/>
-        <w:ind w:left="720"/>
-      </w:pPr>
-      <w:r>
-        <w:t xml:space="preserve">    ค</w:t>
-      </w:r>
-    </w:p>
-    <w:p>
-      <w:pPr>
-        <w:pStyle w:val="ListBullet"/>
-        <w:ind w:left="720"/>
-      </w:pPr>
-      <w:r>
-        <w:t xml:space="preserve">    ง</w:t>
-      </w:r>
-    </w:p>
-    <w:p/>
-    <w:p>
-      <w:r>
-        <w:rPr>
-          <w:sz w:val="24"/>
-        </w:rPr>
-        <w:t>ข้อ p3_l30_021: งาน (Work) ที่ทำโดยแรง F ที่ทำมุม θ กับการเคลื่อนที่ระยะ s คืออะไร?</w:t>
-      </w:r>
-    </w:p>
-    <w:p>
-      <w:pPr>
-        <w:pStyle w:val="ListBullet"/>
-        <w:ind w:left="720"/>
-      </w:pPr>
-      <w:r>
-        <w:t xml:space="preserve">    ก</w:t>
-      </w:r>
-    </w:p>
-    <w:p>
-      <w:pPr>
-        <w:pStyle w:val="ListBullet"/>
-        <w:ind w:left="720"/>
-      </w:pPr>
-      <w:r>
-        <w:t xml:space="preserve">    ข</w:t>
-      </w:r>
-    </w:p>
-    <w:p>
-      <w:pPr>
-        <w:pStyle w:val="ListBullet"/>
-        <w:ind w:left="720"/>
-      </w:pPr>
-      <w:r>
-        <w:t xml:space="preserve">    ค</w:t>
-      </w:r>
-    </w:p>
-    <w:p>
-      <w:pPr>
-        <w:pStyle w:val="ListBullet"/>
-        <w:ind w:left="720"/>
-      </w:pPr>
-      <w:r>
-        <w:t xml:space="preserve">    ง</w:t>
-      </w:r>
-    </w:p>
-    <w:p/>
-    <w:p>
-      <w:r>
-        <w:rPr>
-          <w:sz w:val="24"/>
-        </w:rPr>
-        <w:t>ข้อ p3_l30_022: กำลังไฟฟ้า P = IV = I²R = V²/R สูตรใดถูกต้องสำหรับตัวต้านทาน R?</w:t>
-      </w:r>
-    </w:p>
-    <w:p>
-      <w:pPr>
-        <w:pStyle w:val="ListBullet"/>
-        <w:ind w:left="720"/>
-      </w:pPr>
-      <w:r>
-        <w:t xml:space="preserve">    ก</w:t>
-      </w:r>
-    </w:p>
-    <w:p>
-      <w:pPr>
-        <w:pStyle w:val="ListBullet"/>
-        <w:ind w:left="720"/>
-      </w:pPr>
-      <w:r>
-        <w:t xml:space="preserve">    ข</w:t>
-      </w:r>
-    </w:p>
-    <w:p>
-      <w:pPr>
-        <w:pStyle w:val="ListBullet"/>
-        <w:ind w:left="720"/>
-      </w:pPr>
-      <w:r>
-        <w:t xml:space="preserve">    ค</w:t>
-      </w:r>
-    </w:p>
-    <w:p>
-      <w:pPr>
-        <w:pStyle w:val="ListBullet"/>
-        <w:ind w:left="720"/>
-      </w:pPr>
-      <w:r>
-        <w:t xml:space="preserve">    ง</w:t>
-      </w:r>
-    </w:p>
-    <w:p/>
-    <w:p>
-      <w:r>
-        <w:rPr>
-          <w:sz w:val="24"/>
-        </w:rPr>
-        <w:t>ข้อ p3_l30_023: สมการคลื่นแม่เหล็กไฟฟ้าของแสง E = hf หมายความว่าอะไร?</w:t>
-      </w:r>
-    </w:p>
-    <w:p>
-      <w:pPr>
-        <w:pStyle w:val="ListBullet"/>
-        <w:ind w:left="720"/>
-      </w:pPr>
-      <w:r>
-        <w:t xml:space="preserve">    ก</w:t>
-      </w:r>
-    </w:p>
-    <w:p>
-      <w:pPr>
-        <w:pStyle w:val="ListBullet"/>
-        <w:ind w:left="720"/>
-      </w:pPr>
-      <w:r>
-        <w:t xml:space="preserve">    ข</w:t>
-      </w:r>
-    </w:p>
-    <w:p>
-      <w:pPr>
-        <w:pStyle w:val="ListBullet"/>
-        <w:ind w:left="720"/>
-      </w:pPr>
-      <w:r>
-        <w:t xml:space="preserve">    ค</w:t>
-      </w:r>
-    </w:p>
-    <w:p>
-      <w:pPr>
-        <w:pStyle w:val="ListBullet"/>
-        <w:ind w:left="720"/>
-      </w:pPr>
-      <w:r>
-        <w:t xml:space="preserve">    ง</w:t>
-      </w:r>
-    </w:p>
-    <w:p/>
-    <w:p>
-      <w:r>
-        <w:rPr>
-          <w:sz w:val="24"/>
-        </w:rPr>
-        <w:t>ข้อ p3_l30_024: ปฏิกิริยานิวเคลียร์ประเภทใดที่เกิดในดวงอาทิตย์?</w:t>
-      </w:r>
-    </w:p>
-    <w:p>
-      <w:pPr>
-        <w:pStyle w:val="ListBullet"/>
-        <w:ind w:left="720"/>
-      </w:pPr>
-      <w:r>
-        <w:t xml:space="preserve">    ก</w:t>
-      </w:r>
-    </w:p>
-    <w:p>
-      <w:pPr>
-        <w:pStyle w:val="ListBullet"/>
-        <w:ind w:left="720"/>
-      </w:pPr>
-      <w:r>
-        <w:t xml:space="preserve">    ข</w:t>
-      </w:r>
-    </w:p>
-    <w:p>
-      <w:pPr>
-        <w:pStyle w:val="ListBullet"/>
-        <w:ind w:left="720"/>
-      </w:pPr>
-      <w:r>
-        <w:t xml:space="preserve">    ค</w:t>
-      </w:r>
-    </w:p>
-    <w:p>
-      <w:pPr>
-        <w:pStyle w:val="ListBullet"/>
-        <w:ind w:left="720"/>
-      </w:pPr>
-      <w:r>
-        <w:t xml:space="preserve">    ง</w:t>
-      </w:r>
-    </w:p>
-    <w:p/>
-    <w:p>
-      <w:r>
-        <w:rPr>
-          <w:sz w:val="24"/>
-        </w:rPr>
-        <w:t>ข้อ p3_l30_025: ข้อสอบ PAT3 มักให้ค่าคงที่ต่างๆ ในตาราง ถ้าโจทย์ให้มวลอะตอมของอนุภาค แล้วถามหาพลังงานยึดเหนี่ยว ขั้นตอนแรกที่ควรทำคืออะไร?</w:t>
-      </w:r>
-    </w:p>
-    <w:p>
-      <w:r>
-        <w:drawing>
-          <wp:inline xmlns:a="http://schemas.openxmlformats.org/drawingml/2006/main" xmlns:pic="http://schemas.openxmlformats.org/drawingml/2006/picture">
-            <wp:extent cx="1828800" cy="1359877"/>
-            <wp:docPr id="12" name="Picture 12"/>
-            <wp:cNvGraphicFramePr>
-              <a:graphicFrameLocks noChangeAspect="1"/>
-            </wp:cNvGraphicFramePr>
-            <a:graphic>
-              <a:graphicData uri="http://schemas.openxmlformats.org/drawingml/2006/picture">
-                <pic:pic>
-                  <pic:nvPicPr>
-                    <pic:cNvPr id="0" name="physics_img_q3_l30_025.png"/>
-                    <pic:cNvPicPr/>
-                  </pic:nvPicPr>
-                  <pic:blipFill>
-                    <a:blip r:embed="rId15"/>
-                    <a:stretch>
-                      <a:fillRect/>
-                    </a:stretch>
-                  </pic:blipFill>
-                  <pic:spPr>
-                    <a:xfrm>
-                      <a:off x="0" y="0"/>
-                      <a:ext cx="1828800" cy="1359877"/>
-                    </a:xfrm>
-                    <a:prstGeom prst="rect"/>
-                  </pic:spPr>
-                </pic:pic>
-              </a:graphicData>
-            </a:graphic>
-          </wp:inline>
-        </w:drawing>
-      </w:r>
-    </w:p>
-    <w:p/>
-    <w:p>
-      <w:pPr>
-        <w:pStyle w:val="ListBullet"/>
-        <w:ind w:left="720"/>
-      </w:pPr>
-      <w:r>
-        <w:t xml:space="preserve">    ก</w:t>
-      </w:r>
-    </w:p>
-    <w:p>
-      <w:pPr>
-        <w:pStyle w:val="ListBullet"/>
-        <w:ind w:left="720"/>
-      </w:pPr>
-      <w:r>
-        <w:t xml:space="preserve">    ข</w:t>
-      </w:r>
-    </w:p>
-    <w:p>
-      <w:pPr>
-        <w:pStyle w:val="ListBullet"/>
-        <w:ind w:left="720"/>
-      </w:pPr>
-      <w:r>
-        <w:t xml:space="preserve">    ค</w:t>
-      </w:r>
-    </w:p>
-    <w:p>
-      <w:pPr>
-        <w:pStyle w:val="ListBullet"/>
-        <w:ind w:left="720"/>
-      </w:pPr>
-      <w:r>
-        <w:t xml:space="preserve">    ง</w:t>
+        <w:t xml:space="preserve">    4. ง</w:t>
       </w:r>
     </w:p>
     <w:p/>

--- a/physics_course/word/lesson30.docx
+++ b/physics_course/word/lesson30.docx
@@ -24,43 +24,6 @@
         <w:t>1. วัตถุเคลื่อนที่ด้วยความเร่งคงที่ a จากหยุดนิ่ง ในเวลา t วินาที ขจัด s จะเป็นสมการใด?</w:t>
       </w:r>
     </w:p>
-    <w:p>
-      <w:r>
-        <w:drawing>
-          <wp:inline xmlns:a="http://schemas.openxmlformats.org/drawingml/2006/main" xmlns:pic="http://schemas.openxmlformats.org/drawingml/2006/picture">
-            <wp:extent cx="1828800" cy="1359877"/>
-            <wp:docPr id="1" name="Picture 1"/>
-            <wp:cNvGraphicFramePr>
-              <a:graphicFrameLocks noChangeAspect="1"/>
-            </wp:cNvGraphicFramePr>
-            <a:graphic>
-              <a:graphicData uri="http://schemas.openxmlformats.org/drawingml/2006/picture">
-                <pic:pic>
-                  <pic:nvPicPr>
-                    <pic:cNvPr id="0" name="physics_img_1.png"/>
-                    <pic:cNvPicPr/>
-                  </pic:nvPicPr>
-                  <pic:blipFill>
-                    <a:blip r:embed="rId9"/>
-                    <a:stretch>
-                      <a:fillRect/>
-                    </a:stretch>
-                  </pic:blipFill>
-                  <pic:spPr>
-                    <a:xfrm>
-                      <a:off x="0" y="0"/>
-                      <a:ext cx="1828800" cy="1359877"/>
-                    </a:xfrm>
-                    <a:prstGeom prst="rect"/>
-                  </pic:spPr>
-                </pic:pic>
-              </a:graphicData>
-            </a:graphic>
-          </wp:inline>
-        </w:drawing>
-      </w:r>
-    </w:p>
-    <w:p/>
     <w:p>
       <w:pPr>
         <w:ind w:left="720"/>
@@ -102,43 +65,6 @@
         <w:t>2. พลังงานจลน์ของวัตถุมวล m เคลื่อนที่ด้วยความเร็ว v มีค่าเท่าใด?</w:t>
       </w:r>
     </w:p>
-    <w:p>
-      <w:r>
-        <w:drawing>
-          <wp:inline xmlns:a="http://schemas.openxmlformats.org/drawingml/2006/main" xmlns:pic="http://schemas.openxmlformats.org/drawingml/2006/picture">
-            <wp:extent cx="1828800" cy="1359877"/>
-            <wp:docPr id="2" name="Picture 2"/>
-            <wp:cNvGraphicFramePr>
-              <a:graphicFrameLocks noChangeAspect="1"/>
-            </wp:cNvGraphicFramePr>
-            <a:graphic>
-              <a:graphicData uri="http://schemas.openxmlformats.org/drawingml/2006/picture">
-                <pic:pic>
-                  <pic:nvPicPr>
-                    <pic:cNvPr id="0" name="physics_img_1.png"/>
-                    <pic:cNvPicPr/>
-                  </pic:nvPicPr>
-                  <pic:blipFill>
-                    <a:blip r:embed="rId9"/>
-                    <a:stretch>
-                      <a:fillRect/>
-                    </a:stretch>
-                  </pic:blipFill>
-                  <pic:spPr>
-                    <a:xfrm>
-                      <a:off x="0" y="0"/>
-                      <a:ext cx="1828800" cy="1359877"/>
-                    </a:xfrm>
-                    <a:prstGeom prst="rect"/>
-                  </pic:spPr>
-                </pic:pic>
-              </a:graphicData>
-            </a:graphic>
-          </wp:inline>
-        </w:drawing>
-      </w:r>
-    </w:p>
-    <w:p/>
     <w:p>
       <w:pPr>
         <w:ind w:left="720"/>
@@ -222,43 +148,6 @@
       </w:r>
     </w:p>
     <w:p>
-      <w:r>
-        <w:drawing>
-          <wp:inline xmlns:a="http://schemas.openxmlformats.org/drawingml/2006/main" xmlns:pic="http://schemas.openxmlformats.org/drawingml/2006/picture">
-            <wp:extent cx="1828800" cy="1359877"/>
-            <wp:docPr id="3" name="Picture 3"/>
-            <wp:cNvGraphicFramePr>
-              <a:graphicFrameLocks noChangeAspect="1"/>
-            </wp:cNvGraphicFramePr>
-            <a:graphic>
-              <a:graphicData uri="http://schemas.openxmlformats.org/drawingml/2006/picture">
-                <pic:pic>
-                  <pic:nvPicPr>
-                    <pic:cNvPr id="0" name="physics_img_4.png"/>
-                    <pic:cNvPicPr/>
-                  </pic:nvPicPr>
-                  <pic:blipFill>
-                    <a:blip r:embed="rId10"/>
-                    <a:stretch>
-                      <a:fillRect/>
-                    </a:stretch>
-                  </pic:blipFill>
-                  <pic:spPr>
-                    <a:xfrm>
-                      <a:off x="0" y="0"/>
-                      <a:ext cx="1828800" cy="1359877"/>
-                    </a:xfrm>
-                    <a:prstGeom prst="rect"/>
-                  </pic:spPr>
-                </pic:pic>
-              </a:graphicData>
-            </a:graphic>
-          </wp:inline>
-        </w:drawing>
-      </w:r>
-    </w:p>
-    <w:p/>
-    <w:p>
       <w:pPr>
         <w:ind w:left="720"/>
       </w:pPr>
@@ -341,43 +230,6 @@
       </w:r>
     </w:p>
     <w:p>
-      <w:r>
-        <w:drawing>
-          <wp:inline xmlns:a="http://schemas.openxmlformats.org/drawingml/2006/main" xmlns:pic="http://schemas.openxmlformats.org/drawingml/2006/picture">
-            <wp:extent cx="1828800" cy="1359877"/>
-            <wp:docPr id="4" name="Picture 4"/>
-            <wp:cNvGraphicFramePr>
-              <a:graphicFrameLocks noChangeAspect="1"/>
-            </wp:cNvGraphicFramePr>
-            <a:graphic>
-              <a:graphicData uri="http://schemas.openxmlformats.org/drawingml/2006/picture">
-                <pic:pic>
-                  <pic:nvPicPr>
-                    <pic:cNvPr id="0" name="physics_img_6.png"/>
-                    <pic:cNvPicPr/>
-                  </pic:nvPicPr>
-                  <pic:blipFill>
-                    <a:blip r:embed="rId11"/>
-                    <a:stretch>
-                      <a:fillRect/>
-                    </a:stretch>
-                  </pic:blipFill>
-                  <pic:spPr>
-                    <a:xfrm>
-                      <a:off x="0" y="0"/>
-                      <a:ext cx="1828800" cy="1359877"/>
-                    </a:xfrm>
-                    <a:prstGeom prst="rect"/>
-                  </pic:spPr>
-                </pic:pic>
-              </a:graphicData>
-            </a:graphic>
-          </wp:inline>
-        </w:drawing>
-      </w:r>
-    </w:p>
-    <w:p/>
-    <w:p>
       <w:pPr>
         <w:ind w:left="720"/>
       </w:pPr>
@@ -459,43 +311,6 @@
         <w:t>8. วัตถุถูกขว้างขึ้นไปในแนวดิ่งด้วยความเร็วต้น 20 m/s จะขึ้นไปได้สูงสุดกี่เมตร? (g = 10 m/s²)</w:t>
       </w:r>
     </w:p>
-    <w:p>
-      <w:r>
-        <w:drawing>
-          <wp:inline xmlns:a="http://schemas.openxmlformats.org/drawingml/2006/main" xmlns:pic="http://schemas.openxmlformats.org/drawingml/2006/picture">
-            <wp:extent cx="1828800" cy="1359877"/>
-            <wp:docPr id="5" name="Picture 5"/>
-            <wp:cNvGraphicFramePr>
-              <a:graphicFrameLocks noChangeAspect="1"/>
-            </wp:cNvGraphicFramePr>
-            <a:graphic>
-              <a:graphicData uri="http://schemas.openxmlformats.org/drawingml/2006/picture">
-                <pic:pic>
-                  <pic:nvPicPr>
-                    <pic:cNvPr id="0" name="physics_img_1.png"/>
-                    <pic:cNvPicPr/>
-                  </pic:nvPicPr>
-                  <pic:blipFill>
-                    <a:blip r:embed="rId9"/>
-                    <a:stretch>
-                      <a:fillRect/>
-                    </a:stretch>
-                  </pic:blipFill>
-                  <pic:spPr>
-                    <a:xfrm>
-                      <a:off x="0" y="0"/>
-                      <a:ext cx="1828800" cy="1359877"/>
-                    </a:xfrm>
-                    <a:prstGeom prst="rect"/>
-                  </pic:spPr>
-                </pic:pic>
-              </a:graphicData>
-            </a:graphic>
-          </wp:inline>
-        </w:drawing>
-      </w:r>
-    </w:p>
-    <w:p/>
     <w:p>
       <w:pPr>
         <w:ind w:left="720"/>
@@ -620,43 +435,6 @@
       </w:r>
     </w:p>
     <w:p>
-      <w:r>
-        <w:drawing>
-          <wp:inline xmlns:a="http://schemas.openxmlformats.org/drawingml/2006/main" xmlns:pic="http://schemas.openxmlformats.org/drawingml/2006/picture">
-            <wp:extent cx="1828800" cy="1359877"/>
-            <wp:docPr id="6" name="Picture 6"/>
-            <wp:cNvGraphicFramePr>
-              <a:graphicFrameLocks noChangeAspect="1"/>
-            </wp:cNvGraphicFramePr>
-            <a:graphic>
-              <a:graphicData uri="http://schemas.openxmlformats.org/drawingml/2006/picture">
-                <pic:pic>
-                  <pic:nvPicPr>
-                    <pic:cNvPr id="0" name="physics_img_4.png"/>
-                    <pic:cNvPicPr/>
-                  </pic:nvPicPr>
-                  <pic:blipFill>
-                    <a:blip r:embed="rId10"/>
-                    <a:stretch>
-                      <a:fillRect/>
-                    </a:stretch>
-                  </pic:blipFill>
-                  <pic:spPr>
-                    <a:xfrm>
-                      <a:off x="0" y="0"/>
-                      <a:ext cx="1828800" cy="1359877"/>
-                    </a:xfrm>
-                    <a:prstGeom prst="rect"/>
-                  </pic:spPr>
-                </pic:pic>
-              </a:graphicData>
-            </a:graphic>
-          </wp:inline>
-        </w:drawing>
-      </w:r>
-    </w:p>
-    <w:p/>
-    <w:p>
       <w:pPr>
         <w:ind w:left="720"/>
       </w:pPr>
@@ -738,43 +516,6 @@
         <w:t>13. แรงสู่ศูนย์กลางสำหรับวัตถุมวล m เคลื่อนที่เป็นวงกลมรัศมี r ด้วยความเร็ว v มีค่าเท่าใด?</w:t>
       </w:r>
     </w:p>
-    <w:p>
-      <w:r>
-        <w:drawing>
-          <wp:inline xmlns:a="http://schemas.openxmlformats.org/drawingml/2006/main" xmlns:pic="http://schemas.openxmlformats.org/drawingml/2006/picture">
-            <wp:extent cx="1828800" cy="1359877"/>
-            <wp:docPr id="7" name="Picture 7"/>
-            <wp:cNvGraphicFramePr>
-              <a:graphicFrameLocks noChangeAspect="1"/>
-            </wp:cNvGraphicFramePr>
-            <a:graphic>
-              <a:graphicData uri="http://schemas.openxmlformats.org/drawingml/2006/picture">
-                <pic:pic>
-                  <pic:nvPicPr>
-                    <pic:cNvPr id="0" name="physics_img_1.png"/>
-                    <pic:cNvPicPr/>
-                  </pic:nvPicPr>
-                  <pic:blipFill>
-                    <a:blip r:embed="rId9"/>
-                    <a:stretch>
-                      <a:fillRect/>
-                    </a:stretch>
-                  </pic:blipFill>
-                  <pic:spPr>
-                    <a:xfrm>
-                      <a:off x="0" y="0"/>
-                      <a:ext cx="1828800" cy="1359877"/>
-                    </a:xfrm>
-                    <a:prstGeom prst="rect"/>
-                  </pic:spPr>
-                </pic:pic>
-              </a:graphicData>
-            </a:graphic>
-          </wp:inline>
-        </w:drawing>
-      </w:r>
-    </w:p>
-    <w:p/>
     <w:p>
       <w:pPr>
         <w:ind w:left="720"/>
@@ -1227,43 +968,6 @@
       </w:r>
     </w:p>
     <w:p>
-      <w:r>
-        <w:drawing>
-          <wp:inline xmlns:a="http://schemas.openxmlformats.org/drawingml/2006/main" xmlns:pic="http://schemas.openxmlformats.org/drawingml/2006/picture">
-            <wp:extent cx="1828800" cy="1359877"/>
-            <wp:docPr id="8" name="Picture 8"/>
-            <wp:cNvGraphicFramePr>
-              <a:graphicFrameLocks noChangeAspect="1"/>
-            </wp:cNvGraphicFramePr>
-            <a:graphic>
-              <a:graphicData uri="http://schemas.openxmlformats.org/drawingml/2006/picture">
-                <pic:pic>
-                  <pic:nvPicPr>
-                    <pic:cNvPr id="0" name="physics_img_24.png"/>
-                    <pic:cNvPicPr/>
-                  </pic:nvPicPr>
-                  <pic:blipFill>
-                    <a:blip r:embed="rId12"/>
-                    <a:stretch>
-                      <a:fillRect/>
-                    </a:stretch>
-                  </pic:blipFill>
-                  <pic:spPr>
-                    <a:xfrm>
-                      <a:off x="0" y="0"/>
-                      <a:ext cx="1828800" cy="1359877"/>
-                    </a:xfrm>
-                    <a:prstGeom prst="rect"/>
-                  </pic:spPr>
-                </pic:pic>
-              </a:graphicData>
-            </a:graphic>
-          </wp:inline>
-        </w:drawing>
-      </w:r>
-    </w:p>
-    <w:p/>
-    <w:p>
       <w:pPr>
         <w:ind w:left="720"/>
       </w:pPr>
@@ -1304,43 +1008,6 @@
         <w:t>25. ข้อสอบ PAT3 มักให้ค่าคงที่ต่างๆ ในตาราง ถ้าโจทย์ให้มวลอะตอมของอนุภาค แล้วถามหาพลังงานยึดเหนี่ยว ขั้นตอนแรกที่ควรทำคืออะไร?</w:t>
       </w:r>
     </w:p>
-    <w:p>
-      <w:r>
-        <w:drawing>
-          <wp:inline xmlns:a="http://schemas.openxmlformats.org/drawingml/2006/main" xmlns:pic="http://schemas.openxmlformats.org/drawingml/2006/picture">
-            <wp:extent cx="1828800" cy="1359877"/>
-            <wp:docPr id="9" name="Picture 9"/>
-            <wp:cNvGraphicFramePr>
-              <a:graphicFrameLocks noChangeAspect="1"/>
-            </wp:cNvGraphicFramePr>
-            <a:graphic>
-              <a:graphicData uri="http://schemas.openxmlformats.org/drawingml/2006/picture">
-                <pic:pic>
-                  <pic:nvPicPr>
-                    <pic:cNvPr id="0" name="physics_img_25.png"/>
-                    <pic:cNvPicPr/>
-                  </pic:nvPicPr>
-                  <pic:blipFill>
-                    <a:blip r:embed="rId13"/>
-                    <a:stretch>
-                      <a:fillRect/>
-                    </a:stretch>
-                  </pic:blipFill>
-                  <pic:spPr>
-                    <a:xfrm>
-                      <a:off x="0" y="0"/>
-                      <a:ext cx="1828800" cy="1359877"/>
-                    </a:xfrm>
-                    <a:prstGeom prst="rect"/>
-                  </pic:spPr>
-                </pic:pic>
-              </a:graphicData>
-            </a:graphic>
-          </wp:inline>
-        </w:drawing>
-      </w:r>
-    </w:p>
-    <w:p/>
     <w:p>
       <w:pPr>
         <w:ind w:left="720"/>
